--- a/docx/word/10_轴承寿命预测与故障诊断系统_集成测试计划文档_zyj.docx
+++ b/docx/word/10_轴承寿命预测与故障诊断系统_集成测试计划文档_zyj.docx
@@ -421,7 +421,7 @@
               <w:jc w:val="left"/>
             </w:pPr>
             <w:r>
-              <w:t xml:space="preserve">Notebook 展示链路</w:t>
+              <w:t xml:space="preserve">CLI 展示链路</w:t>
             </w:r>
           </w:p>
         </w:tc>
